--- a/P600_EEG_Replication_Project_Report.docx
+++ b/P600_EEG_Replication_Project_Report.docx
@@ -63,10 +63,7 @@
         <w:t xml:space="preserve">, </w:t>
       </w:r>
       <w:r>
-        <w:t>automated</w:t>
-      </w:r>
-      <w:r>
-        <w:t xml:space="preserve"> </w:t>
+        <w:t xml:space="preserve">automated </w:t>
       </w:r>
       <w:r>
         <w:t>artifact-rejection protocol (saved as *_cleaned.set files</w:t>
@@ -342,13 +339,25 @@
         </w:numPr>
       </w:pPr>
       <w:r>
-        <w:t>•  Stage 3: Multi-Laboratory Aggregation and Correlation Analysis (corralation_analysis.py</w:t>
+        <w:t>•  Stage 3: Multi-Laboratory Aggregation and Correlation Analysis (corr</w:t>
+      </w:r>
+      <w:r>
+        <w:t>e</w:t>
+      </w:r>
+      <w:r>
+        <w:t>lation_analysis.py</w:t>
       </w:r>
       <w:r>
         <w:t xml:space="preserve"> in main folder</w:t>
       </w:r>
       <w:r>
-        <w:t xml:space="preserve">): In the final stage, all 9 laboratory-specific tables (Final_Analysis_Table_&lt;LAB&gt;.csv) were loaded and concatenated into a single unified dataset (all_data) using corralation_analysis.py. After removing missing values (NaN), item-level mean P600 amplitudes (Mean_Amplitude) were aggregated across participants and evaluated against stimulus Norming scores across four analytical tiers: (1) individual scatter plots for each of the 9 laboratories separately; (2) a combined linear regression averaging across all 9 laboratories and all 12 ROI electrodes; (3) an electrode-by-electrode regression grid (FacetGrid) across all 12 channels; and (4) a targeted regression restricted strictly to the parietal electrode cluster (P3, P4, P7, P8, Pz). The final cross-laboratory item-level dataset was exported to Combined_Averages_Summary.csv. </w:t>
+        <w:t>): In the final stage, all 9 laboratory-specific tables (Final_Analysis_Table_&lt;LAB&gt;.csv) were loaded and concatenated into a single unified dataset (all_data) using corr</w:t>
+      </w:r>
+      <w:r>
+        <w:t>e</w:t>
+      </w:r>
+      <w:r>
+        <w:t xml:space="preserve">lation_analysis.py. After removing missing values (NaN), item-level mean P600 amplitudes (Mean_Amplitude) were aggregated across participants and evaluated against stimulus Norming scores across four analytical tiers: (1) individual scatter plots for each of the 9 laboratories separately; (2) a combined linear regression averaging across all 9 laboratories and all 12 ROI electrodes; (3) an electrode-by-electrode regression grid (FacetGrid) across all 12 channels; and (4) a targeted regression restricted strictly to the parietal electrode cluster (P3, P4, P7, P8, Pz). The final cross-laboratory item-level dataset was exported to Combined_Averages_Summary.csv. </w:t>
       </w:r>
     </w:p>
     <w:p>
@@ -365,7 +374,13 @@
     </w:p>
     <w:p>
       <w:r>
-        <w:t>Using the consolidated data from all 9 laboratories, a comprehensive correlation analysis was executed via a dedicated Python pipeline (corralation_analysis.py) to evaluate the relationship between the norming scores and the elicited P600 mean amplitudes. To thoroughly investigate potential trends, the data was aggregated and visualized across four analytical tiers:</w:t>
+        <w:t>Using the consolidated data from all 9 laboratories, a comprehensive correlation analysis was executed via a dedicated Python pipeline (corr</w:t>
+      </w:r>
+      <w:r>
+        <w:t>e</w:t>
+      </w:r>
+      <w:r>
+        <w:t>lation_analysis.py) to evaluate the relationship between the norming scores and the elicited P600 mean amplitudes. To thoroughly investigate potential trends, the data was aggregated and visualized across four analytical tiers:</w:t>
       </w:r>
     </w:p>
     <w:p>
@@ -424,7 +439,6 @@
     <w:p>
       <w:pPr>
         <w:rPr>
-          <w:rFonts w:hint="cs"/>
           <w:rtl/>
           <w:lang w:bidi="he-IL"/>
         </w:rPr>
@@ -433,8 +447,26 @@
     <w:p>
       <w:pPr>
         <w:pStyle w:val="21"/>
+        <w:rPr>
+          <w:color w:val="365F91" w:themeColor="accent1" w:themeShade="BF"/>
+          <w:sz w:val="28"/>
+          <w:szCs w:val="28"/>
+        </w:rPr>
       </w:pPr>
       <w:r>
+        <w:rPr>
+          <w:color w:val="365F91" w:themeColor="accent1" w:themeShade="BF"/>
+          <w:sz w:val="28"/>
+          <w:szCs w:val="28"/>
+        </w:rPr>
+        <w:t xml:space="preserve">5. </w:t>
+      </w:r>
+      <w:r>
+        <w:rPr>
+          <w:color w:val="365F91" w:themeColor="accent1" w:themeShade="BF"/>
+          <w:sz w:val="28"/>
+          <w:szCs w:val="28"/>
+        </w:rPr>
         <w:t>Results and Methodological Explanations for the Null Linear Correlation</w:t>
       </w:r>
     </w:p>
@@ -507,6 +539,735 @@
         </w:rPr>
         <w:t xml:space="preserve"> There are no intermediate norming values between 34% and 62%. While violation trials successfully elicited higher mean P600 amplitudes compared to control trials, plotting this categorical violation effect against raw expectancy percentages inherently produces a slightly negative slope rather than a continuous linear correlation. </w:t>
       </w:r>
+    </w:p>
+    <w:p>
+      <w:pPr>
+        <w:pStyle w:val="1"/>
+      </w:pPr>
+      <w:r>
+        <w:lastRenderedPageBreak/>
+        <w:t xml:space="preserve">6. Final graphs from </w:t>
+      </w:r>
+      <w:r>
+        <w:t>correlation_analysis</w:t>
+      </w:r>
+      <w:r>
+        <w:t>.py</w:t>
+      </w:r>
+      <w:r>
+        <w:rPr>
+          <w:noProof/>
+        </w:rPr>
+        <w:drawing>
+          <wp:inline distT="0" distB="0" distL="0" distR="0" wp14:anchorId="35D30432" wp14:editId="19F17E11">
+            <wp:extent cx="5486400" cy="4097655"/>
+            <wp:effectExtent l="0" t="0" r="0" b="0"/>
+            <wp:docPr id="1455592494" name="תמונה 31"/>
+            <wp:cNvGraphicFramePr>
+              <a:graphicFrameLocks xmlns:a="http://schemas.openxmlformats.org/drawingml/2006/main" noChangeAspect="1"/>
+            </wp:cNvGraphicFramePr>
+            <a:graphic xmlns:a="http://schemas.openxmlformats.org/drawingml/2006/main">
+              <a:graphicData uri="http://schemas.openxmlformats.org/drawingml/2006/picture">
+                <pic:pic xmlns:pic="http://schemas.openxmlformats.org/drawingml/2006/picture">
+                  <pic:nvPicPr>
+                    <pic:cNvPr id="0" name="Picture 124"/>
+                    <pic:cNvPicPr>
+                      <a:picLocks noChangeAspect="1" noChangeArrowheads="1"/>
+                    </pic:cNvPicPr>
+                  </pic:nvPicPr>
+                  <pic:blipFill>
+                    <a:blip r:embed="rId6">
+                      <a:extLst>
+                        <a:ext uri="{28A0092B-C50C-407E-A947-70E740481C1C}">
+                          <a14:useLocalDpi xmlns:a14="http://schemas.microsoft.com/office/drawing/2010/main" val="0"/>
+                        </a:ext>
+                      </a:extLst>
+                    </a:blip>
+                    <a:srcRect/>
+                    <a:stretch>
+                      <a:fillRect/>
+                    </a:stretch>
+                  </pic:blipFill>
+                  <pic:spPr bwMode="auto">
+                    <a:xfrm>
+                      <a:off x="0" y="0"/>
+                      <a:ext cx="5486400" cy="4097655"/>
+                    </a:xfrm>
+                    <a:prstGeom prst="rect">
+                      <a:avLst/>
+                    </a:prstGeom>
+                    <a:noFill/>
+                    <a:ln>
+                      <a:noFill/>
+                    </a:ln>
+                  </pic:spPr>
+                </pic:pic>
+              </a:graphicData>
+            </a:graphic>
+          </wp:inline>
+        </w:drawing>
+      </w:r>
+    </w:p>
+    <w:p>
+      <w:r>
+        <w:rPr>
+          <w:noProof/>
+        </w:rPr>
+        <w:lastRenderedPageBreak/>
+        <w:drawing>
+          <wp:inline distT="0" distB="0" distL="0" distR="0" wp14:anchorId="5DB06F48" wp14:editId="4337A888">
+            <wp:extent cx="5486400" cy="4097655"/>
+            <wp:effectExtent l="0" t="0" r="0" b="0"/>
+            <wp:docPr id="683202286" name="תמונה 22"/>
+            <wp:cNvGraphicFramePr>
+              <a:graphicFrameLocks xmlns:a="http://schemas.openxmlformats.org/drawingml/2006/main" noChangeAspect="1"/>
+            </wp:cNvGraphicFramePr>
+            <a:graphic xmlns:a="http://schemas.openxmlformats.org/drawingml/2006/main">
+              <a:graphicData uri="http://schemas.openxmlformats.org/drawingml/2006/picture">
+                <pic:pic xmlns:pic="http://schemas.openxmlformats.org/drawingml/2006/picture">
+                  <pic:nvPicPr>
+                    <pic:cNvPr id="0" name="Picture 106"/>
+                    <pic:cNvPicPr>
+                      <a:picLocks noChangeAspect="1" noChangeArrowheads="1"/>
+                    </pic:cNvPicPr>
+                  </pic:nvPicPr>
+                  <pic:blipFill>
+                    <a:blip r:embed="rId7">
+                      <a:extLst>
+                        <a:ext uri="{28A0092B-C50C-407E-A947-70E740481C1C}">
+                          <a14:useLocalDpi xmlns:a14="http://schemas.microsoft.com/office/drawing/2010/main" val="0"/>
+                        </a:ext>
+                      </a:extLst>
+                    </a:blip>
+                    <a:srcRect/>
+                    <a:stretch>
+                      <a:fillRect/>
+                    </a:stretch>
+                  </pic:blipFill>
+                  <pic:spPr bwMode="auto">
+                    <a:xfrm>
+                      <a:off x="0" y="0"/>
+                      <a:ext cx="5486400" cy="4097655"/>
+                    </a:xfrm>
+                    <a:prstGeom prst="rect">
+                      <a:avLst/>
+                    </a:prstGeom>
+                    <a:noFill/>
+                    <a:ln>
+                      <a:noFill/>
+                    </a:ln>
+                  </pic:spPr>
+                </pic:pic>
+              </a:graphicData>
+            </a:graphic>
+          </wp:inline>
+        </w:drawing>
+      </w:r>
+      <w:r>
+        <w:rPr>
+          <w:noProof/>
+        </w:rPr>
+        <w:drawing>
+          <wp:inline distT="0" distB="0" distL="0" distR="0" wp14:anchorId="67FCFC52" wp14:editId="0CDF1E84">
+            <wp:extent cx="5486400" cy="4097655"/>
+            <wp:effectExtent l="0" t="0" r="0" b="0"/>
+            <wp:docPr id="19633651" name="תמונה 23"/>
+            <wp:cNvGraphicFramePr>
+              <a:graphicFrameLocks xmlns:a="http://schemas.openxmlformats.org/drawingml/2006/main" noChangeAspect="1"/>
+            </wp:cNvGraphicFramePr>
+            <a:graphic xmlns:a="http://schemas.openxmlformats.org/drawingml/2006/main">
+              <a:graphicData uri="http://schemas.openxmlformats.org/drawingml/2006/picture">
+                <pic:pic xmlns:pic="http://schemas.openxmlformats.org/drawingml/2006/picture">
+                  <pic:nvPicPr>
+                    <pic:cNvPr id="0" name="Picture 108"/>
+                    <pic:cNvPicPr>
+                      <a:picLocks noChangeAspect="1" noChangeArrowheads="1"/>
+                    </pic:cNvPicPr>
+                  </pic:nvPicPr>
+                  <pic:blipFill>
+                    <a:blip r:embed="rId8">
+                      <a:extLst>
+                        <a:ext uri="{28A0092B-C50C-407E-A947-70E740481C1C}">
+                          <a14:useLocalDpi xmlns:a14="http://schemas.microsoft.com/office/drawing/2010/main" val="0"/>
+                        </a:ext>
+                      </a:extLst>
+                    </a:blip>
+                    <a:srcRect/>
+                    <a:stretch>
+                      <a:fillRect/>
+                    </a:stretch>
+                  </pic:blipFill>
+                  <pic:spPr bwMode="auto">
+                    <a:xfrm>
+                      <a:off x="0" y="0"/>
+                      <a:ext cx="5486400" cy="4097655"/>
+                    </a:xfrm>
+                    <a:prstGeom prst="rect">
+                      <a:avLst/>
+                    </a:prstGeom>
+                    <a:noFill/>
+                    <a:ln>
+                      <a:noFill/>
+                    </a:ln>
+                  </pic:spPr>
+                </pic:pic>
+              </a:graphicData>
+            </a:graphic>
+          </wp:inline>
+        </w:drawing>
+      </w:r>
+      <w:r>
+        <w:rPr>
+          <w:noProof/>
+        </w:rPr>
+        <w:lastRenderedPageBreak/>
+        <w:drawing>
+          <wp:inline distT="0" distB="0" distL="0" distR="0" wp14:anchorId="7D7917EA" wp14:editId="33C99FDC">
+            <wp:extent cx="5486400" cy="4097655"/>
+            <wp:effectExtent l="0" t="0" r="0" b="0"/>
+            <wp:docPr id="401773842" name="תמונה 24"/>
+            <wp:cNvGraphicFramePr>
+              <a:graphicFrameLocks xmlns:a="http://schemas.openxmlformats.org/drawingml/2006/main" noChangeAspect="1"/>
+            </wp:cNvGraphicFramePr>
+            <a:graphic xmlns:a="http://schemas.openxmlformats.org/drawingml/2006/main">
+              <a:graphicData uri="http://schemas.openxmlformats.org/drawingml/2006/picture">
+                <pic:pic xmlns:pic="http://schemas.openxmlformats.org/drawingml/2006/picture">
+                  <pic:nvPicPr>
+                    <pic:cNvPr id="0" name="Picture 110"/>
+                    <pic:cNvPicPr>
+                      <a:picLocks noChangeAspect="1" noChangeArrowheads="1"/>
+                    </pic:cNvPicPr>
+                  </pic:nvPicPr>
+                  <pic:blipFill>
+                    <a:blip r:embed="rId9">
+                      <a:extLst>
+                        <a:ext uri="{28A0092B-C50C-407E-A947-70E740481C1C}">
+                          <a14:useLocalDpi xmlns:a14="http://schemas.microsoft.com/office/drawing/2010/main" val="0"/>
+                        </a:ext>
+                      </a:extLst>
+                    </a:blip>
+                    <a:srcRect/>
+                    <a:stretch>
+                      <a:fillRect/>
+                    </a:stretch>
+                  </pic:blipFill>
+                  <pic:spPr bwMode="auto">
+                    <a:xfrm>
+                      <a:off x="0" y="0"/>
+                      <a:ext cx="5486400" cy="4097655"/>
+                    </a:xfrm>
+                    <a:prstGeom prst="rect">
+                      <a:avLst/>
+                    </a:prstGeom>
+                    <a:noFill/>
+                    <a:ln>
+                      <a:noFill/>
+                    </a:ln>
+                  </pic:spPr>
+                </pic:pic>
+              </a:graphicData>
+            </a:graphic>
+          </wp:inline>
+        </w:drawing>
+      </w:r>
+      <w:r>
+        <w:rPr>
+          <w:noProof/>
+        </w:rPr>
+        <w:drawing>
+          <wp:inline distT="0" distB="0" distL="0" distR="0" wp14:anchorId="09FD9E1D" wp14:editId="32720F27">
+            <wp:extent cx="5486400" cy="4097655"/>
+            <wp:effectExtent l="0" t="0" r="0" b="0"/>
+            <wp:docPr id="2070497589" name="תמונה 25"/>
+            <wp:cNvGraphicFramePr>
+              <a:graphicFrameLocks xmlns:a="http://schemas.openxmlformats.org/drawingml/2006/main" noChangeAspect="1"/>
+            </wp:cNvGraphicFramePr>
+            <a:graphic xmlns:a="http://schemas.openxmlformats.org/drawingml/2006/main">
+              <a:graphicData uri="http://schemas.openxmlformats.org/drawingml/2006/picture">
+                <pic:pic xmlns:pic="http://schemas.openxmlformats.org/drawingml/2006/picture">
+                  <pic:nvPicPr>
+                    <pic:cNvPr id="0" name="Picture 112"/>
+                    <pic:cNvPicPr>
+                      <a:picLocks noChangeAspect="1" noChangeArrowheads="1"/>
+                    </pic:cNvPicPr>
+                  </pic:nvPicPr>
+                  <pic:blipFill>
+                    <a:blip r:embed="rId10">
+                      <a:extLst>
+                        <a:ext uri="{28A0092B-C50C-407E-A947-70E740481C1C}">
+                          <a14:useLocalDpi xmlns:a14="http://schemas.microsoft.com/office/drawing/2010/main" val="0"/>
+                        </a:ext>
+                      </a:extLst>
+                    </a:blip>
+                    <a:srcRect/>
+                    <a:stretch>
+                      <a:fillRect/>
+                    </a:stretch>
+                  </pic:blipFill>
+                  <pic:spPr bwMode="auto">
+                    <a:xfrm>
+                      <a:off x="0" y="0"/>
+                      <a:ext cx="5486400" cy="4097655"/>
+                    </a:xfrm>
+                    <a:prstGeom prst="rect">
+                      <a:avLst/>
+                    </a:prstGeom>
+                    <a:noFill/>
+                    <a:ln>
+                      <a:noFill/>
+                    </a:ln>
+                  </pic:spPr>
+                </pic:pic>
+              </a:graphicData>
+            </a:graphic>
+          </wp:inline>
+        </w:drawing>
+      </w:r>
+      <w:r>
+        <w:rPr>
+          <w:noProof/>
+        </w:rPr>
+        <w:lastRenderedPageBreak/>
+        <w:drawing>
+          <wp:inline distT="0" distB="0" distL="0" distR="0" wp14:anchorId="46E18C83" wp14:editId="38F7539D">
+            <wp:extent cx="5486400" cy="4097655"/>
+            <wp:effectExtent l="0" t="0" r="0" b="0"/>
+            <wp:docPr id="412738776" name="תמונה 26"/>
+            <wp:cNvGraphicFramePr>
+              <a:graphicFrameLocks xmlns:a="http://schemas.openxmlformats.org/drawingml/2006/main" noChangeAspect="1"/>
+            </wp:cNvGraphicFramePr>
+            <a:graphic xmlns:a="http://schemas.openxmlformats.org/drawingml/2006/main">
+              <a:graphicData uri="http://schemas.openxmlformats.org/drawingml/2006/picture">
+                <pic:pic xmlns:pic="http://schemas.openxmlformats.org/drawingml/2006/picture">
+                  <pic:nvPicPr>
+                    <pic:cNvPr id="0" name="Picture 114"/>
+                    <pic:cNvPicPr>
+                      <a:picLocks noChangeAspect="1" noChangeArrowheads="1"/>
+                    </pic:cNvPicPr>
+                  </pic:nvPicPr>
+                  <pic:blipFill>
+                    <a:blip r:embed="rId11">
+                      <a:extLst>
+                        <a:ext uri="{28A0092B-C50C-407E-A947-70E740481C1C}">
+                          <a14:useLocalDpi xmlns:a14="http://schemas.microsoft.com/office/drawing/2010/main" val="0"/>
+                        </a:ext>
+                      </a:extLst>
+                    </a:blip>
+                    <a:srcRect/>
+                    <a:stretch>
+                      <a:fillRect/>
+                    </a:stretch>
+                  </pic:blipFill>
+                  <pic:spPr bwMode="auto">
+                    <a:xfrm>
+                      <a:off x="0" y="0"/>
+                      <a:ext cx="5486400" cy="4097655"/>
+                    </a:xfrm>
+                    <a:prstGeom prst="rect">
+                      <a:avLst/>
+                    </a:prstGeom>
+                    <a:noFill/>
+                    <a:ln>
+                      <a:noFill/>
+                    </a:ln>
+                  </pic:spPr>
+                </pic:pic>
+              </a:graphicData>
+            </a:graphic>
+          </wp:inline>
+        </w:drawing>
+      </w:r>
+      <w:r>
+        <w:rPr>
+          <w:noProof/>
+        </w:rPr>
+        <w:drawing>
+          <wp:inline distT="0" distB="0" distL="0" distR="0" wp14:anchorId="3FCDADB7" wp14:editId="26FBF795">
+            <wp:extent cx="5486400" cy="4097655"/>
+            <wp:effectExtent l="0" t="0" r="0" b="0"/>
+            <wp:docPr id="892385934" name="תמונה 27"/>
+            <wp:cNvGraphicFramePr>
+              <a:graphicFrameLocks xmlns:a="http://schemas.openxmlformats.org/drawingml/2006/main" noChangeAspect="1"/>
+            </wp:cNvGraphicFramePr>
+            <a:graphic xmlns:a="http://schemas.openxmlformats.org/drawingml/2006/main">
+              <a:graphicData uri="http://schemas.openxmlformats.org/drawingml/2006/picture">
+                <pic:pic xmlns:pic="http://schemas.openxmlformats.org/drawingml/2006/picture">
+                  <pic:nvPicPr>
+                    <pic:cNvPr id="0" name="Picture 116"/>
+                    <pic:cNvPicPr>
+                      <a:picLocks noChangeAspect="1" noChangeArrowheads="1"/>
+                    </pic:cNvPicPr>
+                  </pic:nvPicPr>
+                  <pic:blipFill>
+                    <a:blip r:embed="rId12">
+                      <a:extLst>
+                        <a:ext uri="{28A0092B-C50C-407E-A947-70E740481C1C}">
+                          <a14:useLocalDpi xmlns:a14="http://schemas.microsoft.com/office/drawing/2010/main" val="0"/>
+                        </a:ext>
+                      </a:extLst>
+                    </a:blip>
+                    <a:srcRect/>
+                    <a:stretch>
+                      <a:fillRect/>
+                    </a:stretch>
+                  </pic:blipFill>
+                  <pic:spPr bwMode="auto">
+                    <a:xfrm>
+                      <a:off x="0" y="0"/>
+                      <a:ext cx="5486400" cy="4097655"/>
+                    </a:xfrm>
+                    <a:prstGeom prst="rect">
+                      <a:avLst/>
+                    </a:prstGeom>
+                    <a:noFill/>
+                    <a:ln>
+                      <a:noFill/>
+                    </a:ln>
+                  </pic:spPr>
+                </pic:pic>
+              </a:graphicData>
+            </a:graphic>
+          </wp:inline>
+        </w:drawing>
+      </w:r>
+      <w:r>
+        <w:rPr>
+          <w:noProof/>
+        </w:rPr>
+        <w:lastRenderedPageBreak/>
+        <w:drawing>
+          <wp:inline distT="0" distB="0" distL="0" distR="0" wp14:anchorId="75530D90" wp14:editId="200D7684">
+            <wp:extent cx="5486400" cy="4097655"/>
+            <wp:effectExtent l="0" t="0" r="0" b="0"/>
+            <wp:docPr id="118419568" name="תמונה 28"/>
+            <wp:cNvGraphicFramePr>
+              <a:graphicFrameLocks xmlns:a="http://schemas.openxmlformats.org/drawingml/2006/main" noChangeAspect="1"/>
+            </wp:cNvGraphicFramePr>
+            <a:graphic xmlns:a="http://schemas.openxmlformats.org/drawingml/2006/main">
+              <a:graphicData uri="http://schemas.openxmlformats.org/drawingml/2006/picture">
+                <pic:pic xmlns:pic="http://schemas.openxmlformats.org/drawingml/2006/picture">
+                  <pic:nvPicPr>
+                    <pic:cNvPr id="0" name="Picture 118"/>
+                    <pic:cNvPicPr>
+                      <a:picLocks noChangeAspect="1" noChangeArrowheads="1"/>
+                    </pic:cNvPicPr>
+                  </pic:nvPicPr>
+                  <pic:blipFill>
+                    <a:blip r:embed="rId13">
+                      <a:extLst>
+                        <a:ext uri="{28A0092B-C50C-407E-A947-70E740481C1C}">
+                          <a14:useLocalDpi xmlns:a14="http://schemas.microsoft.com/office/drawing/2010/main" val="0"/>
+                        </a:ext>
+                      </a:extLst>
+                    </a:blip>
+                    <a:srcRect/>
+                    <a:stretch>
+                      <a:fillRect/>
+                    </a:stretch>
+                  </pic:blipFill>
+                  <pic:spPr bwMode="auto">
+                    <a:xfrm>
+                      <a:off x="0" y="0"/>
+                      <a:ext cx="5486400" cy="4097655"/>
+                    </a:xfrm>
+                    <a:prstGeom prst="rect">
+                      <a:avLst/>
+                    </a:prstGeom>
+                    <a:noFill/>
+                    <a:ln>
+                      <a:noFill/>
+                    </a:ln>
+                  </pic:spPr>
+                </pic:pic>
+              </a:graphicData>
+            </a:graphic>
+          </wp:inline>
+        </w:drawing>
+      </w:r>
+      <w:r>
+        <w:rPr>
+          <w:noProof/>
+        </w:rPr>
+        <w:drawing>
+          <wp:inline distT="0" distB="0" distL="0" distR="0" wp14:anchorId="20FDA227" wp14:editId="3F8E7779">
+            <wp:extent cx="5486400" cy="4097655"/>
+            <wp:effectExtent l="0" t="0" r="0" b="0"/>
+            <wp:docPr id="465519690" name="תמונה 29"/>
+            <wp:cNvGraphicFramePr>
+              <a:graphicFrameLocks xmlns:a="http://schemas.openxmlformats.org/drawingml/2006/main" noChangeAspect="1"/>
+            </wp:cNvGraphicFramePr>
+            <a:graphic xmlns:a="http://schemas.openxmlformats.org/drawingml/2006/main">
+              <a:graphicData uri="http://schemas.openxmlformats.org/drawingml/2006/picture">
+                <pic:pic xmlns:pic="http://schemas.openxmlformats.org/drawingml/2006/picture">
+                  <pic:nvPicPr>
+                    <pic:cNvPr id="0" name="Picture 120"/>
+                    <pic:cNvPicPr>
+                      <a:picLocks noChangeAspect="1" noChangeArrowheads="1"/>
+                    </pic:cNvPicPr>
+                  </pic:nvPicPr>
+                  <pic:blipFill>
+                    <a:blip r:embed="rId14">
+                      <a:extLst>
+                        <a:ext uri="{28A0092B-C50C-407E-A947-70E740481C1C}">
+                          <a14:useLocalDpi xmlns:a14="http://schemas.microsoft.com/office/drawing/2010/main" val="0"/>
+                        </a:ext>
+                      </a:extLst>
+                    </a:blip>
+                    <a:srcRect/>
+                    <a:stretch>
+                      <a:fillRect/>
+                    </a:stretch>
+                  </pic:blipFill>
+                  <pic:spPr bwMode="auto">
+                    <a:xfrm>
+                      <a:off x="0" y="0"/>
+                      <a:ext cx="5486400" cy="4097655"/>
+                    </a:xfrm>
+                    <a:prstGeom prst="rect">
+                      <a:avLst/>
+                    </a:prstGeom>
+                    <a:noFill/>
+                    <a:ln>
+                      <a:noFill/>
+                    </a:ln>
+                  </pic:spPr>
+                </pic:pic>
+              </a:graphicData>
+            </a:graphic>
+          </wp:inline>
+        </w:drawing>
+      </w:r>
+      <w:r>
+        <w:rPr>
+          <w:noProof/>
+        </w:rPr>
+        <w:lastRenderedPageBreak/>
+        <w:drawing>
+          <wp:inline distT="0" distB="0" distL="0" distR="0" wp14:anchorId="53645CD3" wp14:editId="27AF292F">
+            <wp:extent cx="5486400" cy="4097655"/>
+            <wp:effectExtent l="0" t="0" r="0" b="0"/>
+            <wp:docPr id="1323884529" name="תמונה 30"/>
+            <wp:cNvGraphicFramePr>
+              <a:graphicFrameLocks xmlns:a="http://schemas.openxmlformats.org/drawingml/2006/main" noChangeAspect="1"/>
+            </wp:cNvGraphicFramePr>
+            <a:graphic xmlns:a="http://schemas.openxmlformats.org/drawingml/2006/main">
+              <a:graphicData uri="http://schemas.openxmlformats.org/drawingml/2006/picture">
+                <pic:pic xmlns:pic="http://schemas.openxmlformats.org/drawingml/2006/picture">
+                  <pic:nvPicPr>
+                    <pic:cNvPr id="0" name="Picture 122"/>
+                    <pic:cNvPicPr>
+                      <a:picLocks noChangeAspect="1" noChangeArrowheads="1"/>
+                    </pic:cNvPicPr>
+                  </pic:nvPicPr>
+                  <pic:blipFill>
+                    <a:blip r:embed="rId15">
+                      <a:extLst>
+                        <a:ext uri="{28A0092B-C50C-407E-A947-70E740481C1C}">
+                          <a14:useLocalDpi xmlns:a14="http://schemas.microsoft.com/office/drawing/2010/main" val="0"/>
+                        </a:ext>
+                      </a:extLst>
+                    </a:blip>
+                    <a:srcRect/>
+                    <a:stretch>
+                      <a:fillRect/>
+                    </a:stretch>
+                  </pic:blipFill>
+                  <pic:spPr bwMode="auto">
+                    <a:xfrm>
+                      <a:off x="0" y="0"/>
+                      <a:ext cx="5486400" cy="4097655"/>
+                    </a:xfrm>
+                    <a:prstGeom prst="rect">
+                      <a:avLst/>
+                    </a:prstGeom>
+                    <a:noFill/>
+                    <a:ln>
+                      <a:noFill/>
+                    </a:ln>
+                  </pic:spPr>
+                </pic:pic>
+              </a:graphicData>
+            </a:graphic>
+          </wp:inline>
+        </w:drawing>
+      </w:r>
+    </w:p>
+    <w:p>
+      <w:r>
+        <w:rPr>
+          <w:noProof/>
+        </w:rPr>
+        <w:lastRenderedPageBreak/>
+        <w:drawing>
+          <wp:inline distT="0" distB="0" distL="0" distR="0" wp14:anchorId="5E5CDA7D" wp14:editId="2087FF73">
+            <wp:extent cx="5486400" cy="3274695"/>
+            <wp:effectExtent l="0" t="0" r="0" b="1905"/>
+            <wp:docPr id="427677403" name="תמונה 32"/>
+            <wp:cNvGraphicFramePr>
+              <a:graphicFrameLocks xmlns:a="http://schemas.openxmlformats.org/drawingml/2006/main" noChangeAspect="1"/>
+            </wp:cNvGraphicFramePr>
+            <a:graphic xmlns:a="http://schemas.openxmlformats.org/drawingml/2006/main">
+              <a:graphicData uri="http://schemas.openxmlformats.org/drawingml/2006/picture">
+                <pic:pic xmlns:pic="http://schemas.openxmlformats.org/drawingml/2006/picture">
+                  <pic:nvPicPr>
+                    <pic:cNvPr id="0" name="Picture 126"/>
+                    <pic:cNvPicPr>
+                      <a:picLocks noChangeAspect="1" noChangeArrowheads="1"/>
+                    </pic:cNvPicPr>
+                  </pic:nvPicPr>
+                  <pic:blipFill>
+                    <a:blip r:embed="rId16">
+                      <a:extLst>
+                        <a:ext uri="{28A0092B-C50C-407E-A947-70E740481C1C}">
+                          <a14:useLocalDpi xmlns:a14="http://schemas.microsoft.com/office/drawing/2010/main" val="0"/>
+                        </a:ext>
+                      </a:extLst>
+                    </a:blip>
+                    <a:srcRect/>
+                    <a:stretch>
+                      <a:fillRect/>
+                    </a:stretch>
+                  </pic:blipFill>
+                  <pic:spPr bwMode="auto">
+                    <a:xfrm>
+                      <a:off x="0" y="0"/>
+                      <a:ext cx="5486400" cy="3274695"/>
+                    </a:xfrm>
+                    <a:prstGeom prst="rect">
+                      <a:avLst/>
+                    </a:prstGeom>
+                    <a:noFill/>
+                    <a:ln>
+                      <a:noFill/>
+                    </a:ln>
+                  </pic:spPr>
+                </pic:pic>
+              </a:graphicData>
+            </a:graphic>
+          </wp:inline>
+        </w:drawing>
+      </w:r>
+      <w:r>
+        <w:rPr>
+          <w:noProof/>
+        </w:rPr>
+        <w:drawing>
+          <wp:inline distT="0" distB="0" distL="0" distR="0" wp14:anchorId="41DB3B91" wp14:editId="2D9C5003">
+            <wp:extent cx="5486400" cy="4244340"/>
+            <wp:effectExtent l="0" t="0" r="0" b="3810"/>
+            <wp:docPr id="1291246634" name="תמונה 33"/>
+            <wp:cNvGraphicFramePr>
+              <a:graphicFrameLocks xmlns:a="http://schemas.openxmlformats.org/drawingml/2006/main" noChangeAspect="1"/>
+            </wp:cNvGraphicFramePr>
+            <a:graphic xmlns:a="http://schemas.openxmlformats.org/drawingml/2006/main">
+              <a:graphicData uri="http://schemas.openxmlformats.org/drawingml/2006/picture">
+                <pic:pic xmlns:pic="http://schemas.openxmlformats.org/drawingml/2006/picture">
+                  <pic:nvPicPr>
+                    <pic:cNvPr id="0" name="Picture 128"/>
+                    <pic:cNvPicPr>
+                      <a:picLocks noChangeAspect="1" noChangeArrowheads="1"/>
+                    </pic:cNvPicPr>
+                  </pic:nvPicPr>
+                  <pic:blipFill>
+                    <a:blip r:embed="rId17">
+                      <a:extLst>
+                        <a:ext uri="{28A0092B-C50C-407E-A947-70E740481C1C}">
+                          <a14:useLocalDpi xmlns:a14="http://schemas.microsoft.com/office/drawing/2010/main" val="0"/>
+                        </a:ext>
+                      </a:extLst>
+                    </a:blip>
+                    <a:srcRect/>
+                    <a:stretch>
+                      <a:fillRect/>
+                    </a:stretch>
+                  </pic:blipFill>
+                  <pic:spPr bwMode="auto">
+                    <a:xfrm>
+                      <a:off x="0" y="0"/>
+                      <a:ext cx="5486400" cy="4244340"/>
+                    </a:xfrm>
+                    <a:prstGeom prst="rect">
+                      <a:avLst/>
+                    </a:prstGeom>
+                    <a:noFill/>
+                    <a:ln>
+                      <a:noFill/>
+                    </a:ln>
+                  </pic:spPr>
+                </pic:pic>
+              </a:graphicData>
+            </a:graphic>
+          </wp:inline>
+        </w:drawing>
+      </w:r>
+      <w:r>
+        <w:rPr>
+          <w:noProof/>
+        </w:rPr>
+        <w:lastRenderedPageBreak/>
+        <w:drawing>
+          <wp:inline distT="0" distB="0" distL="0" distR="0" wp14:anchorId="5C7A1029" wp14:editId="66219557">
+            <wp:extent cx="5486400" cy="3274695"/>
+            <wp:effectExtent l="0" t="0" r="0" b="1905"/>
+            <wp:docPr id="1788557970" name="תמונה 34"/>
+            <wp:cNvGraphicFramePr>
+              <a:graphicFrameLocks xmlns:a="http://schemas.openxmlformats.org/drawingml/2006/main" noChangeAspect="1"/>
+            </wp:cNvGraphicFramePr>
+            <a:graphic xmlns:a="http://schemas.openxmlformats.org/drawingml/2006/main">
+              <a:graphicData uri="http://schemas.openxmlformats.org/drawingml/2006/picture">
+                <pic:pic xmlns:pic="http://schemas.openxmlformats.org/drawingml/2006/picture">
+                  <pic:nvPicPr>
+                    <pic:cNvPr id="0" name="Picture 130"/>
+                    <pic:cNvPicPr>
+                      <a:picLocks noChangeAspect="1" noChangeArrowheads="1"/>
+                    </pic:cNvPicPr>
+                  </pic:nvPicPr>
+                  <pic:blipFill>
+                    <a:blip r:embed="rId18">
+                      <a:extLst>
+                        <a:ext uri="{28A0092B-C50C-407E-A947-70E740481C1C}">
+                          <a14:useLocalDpi xmlns:a14="http://schemas.microsoft.com/office/drawing/2010/main" val="0"/>
+                        </a:ext>
+                      </a:extLst>
+                    </a:blip>
+                    <a:srcRect/>
+                    <a:stretch>
+                      <a:fillRect/>
+                    </a:stretch>
+                  </pic:blipFill>
+                  <pic:spPr bwMode="auto">
+                    <a:xfrm>
+                      <a:off x="0" y="0"/>
+                      <a:ext cx="5486400" cy="3274695"/>
+                    </a:xfrm>
+                    <a:prstGeom prst="rect">
+                      <a:avLst/>
+                    </a:prstGeom>
+                    <a:noFill/>
+                    <a:ln>
+                      <a:noFill/>
+                    </a:ln>
+                  </pic:spPr>
+                </pic:pic>
+              </a:graphicData>
+            </a:graphic>
+          </wp:inline>
+        </w:drawing>
+      </w:r>
+    </w:p>
+    <w:p/>
+    <w:p>
+      <w:pPr>
+        <w:pStyle w:val="a"/>
+        <w:numPr>
+          <w:ilvl w:val="0"/>
+          <w:numId w:val="0"/>
+        </w:numPr>
+        <w:ind w:left="360" w:hanging="360"/>
+        <w:rPr>
+          <w:lang w:val="en-IL"/>
+        </w:rPr>
+      </w:pPr>
     </w:p>
     <w:p>
       <w:pPr>
@@ -1952,6 +2713,7 @@
   <w:style w:type="character" w:default="1" w:styleId="a1">
     <w:name w:val="Default Paragraph Font"/>
     <w:uiPriority w:val="1"/>
+    <w:semiHidden/>
     <w:unhideWhenUsed/>
   </w:style>
   <w:style w:type="table" w:default="1" w:styleId="a2">
